--- a/pr-preview/pr-373/data-handout-tracked-changes.docx
+++ b/pr-preview/pr-373/data-handout-tracked-changes.docx
@@ -16,7 +16,7 @@
       </w:pPr>
       <w:del w:id="1" w:author="PR Preview" w:date="2026-01-01T00:00:00Z">
         <w:r>
-          <w:delText xml:space="preserve">Last modified: 2026-10-19 01:42:24 (PDT)</w:delText>
+          <w:delText xml:space="preserve">Last modified: 2026-10-19 03:13:51 (PDT)</w:delText>
         </w:r>
       </w:del>
     </w:p>
@@ -26,7 +26,7 @@
       </w:pPr>
       <w:ins w:id="2" w:author="PR Preview" w:date="2026-01-01T00:00:00Z">
         <w:r>
-          <w:t xml:space="preserve">Last modified: 2026-10-19 02:32:24 (PDT)</w:t>
+          <w:t xml:space="preserve">Last modified: 2026-10-19 03:23:45 (PDT)</w:t>
         </w:r>
       </w:ins>
     </w:p>
@@ -1138,27 +1138,85 @@
           <w:numId w:val="1002"/>
         </w:numPr>
       </w:pPr>
-      <w:r>
-        <w:t xml:space="preserve">Write the values of those indicator variables,</w:t>
-      </w:r>
-      <w:r>
-        <w:t xml:space="preserve"> </w:t>
-      </w:r>
-      <w:r>
-        <w:t xml:space="preserve">in the order A2, B3, B4,</w:t>
-      </w:r>
-      <w:r>
-        <w:t xml:space="preserve"> </w:t>
-      </w:r>
-      <w:r>
-        <w:t xml:space="preserve">for a person in category B3,</w:t>
-      </w:r>
-      <w:r>
-        <w:t xml:space="preserve"> </w:t>
-      </w:r>
-      <w:r>
-        <w:t xml:space="preserve">and for a person in category A1.</w:t>
-      </w:r>
+      <w:del w:id="3" w:author="PR Preview" w:date="2026-01-01T00:00:00Z">
+        <w:r>
+          <w:delText xml:space="preserve">Give the values of those indicator variables,</w:delText>
+        </w:r>
+      </w:del>
+      <w:del w:id="4" w:author="PR Preview" w:date="2026-01-01T00:00:00Z">
+        <w:r>
+          <w:delText xml:space="preserve"> </w:delText>
+        </w:r>
+      </w:del>
+      <w:del w:id="5" w:author="PR Preview" w:date="2026-01-01T00:00:00Z">
+        <w:r>
+          <w:delText xml:space="preserve">in the order A2, B3, B4,</w:delText>
+        </w:r>
+      </w:del>
+      <w:del w:id="6" w:author="PR Preview" w:date="2026-01-01T00:00:00Z">
+        <w:r>
+          <w:delText xml:space="preserve"> </w:delText>
+        </w:r>
+      </w:del>
+      <w:del w:id="7" w:author="PR Preview" w:date="2026-01-01T00:00:00Z">
+        <w:r>
+          <w:delText xml:space="preserve">for a person in category B3,</w:delText>
+        </w:r>
+      </w:del>
+      <w:del w:id="8" w:author="PR Preview" w:date="2026-01-01T00:00:00Z">
+        <w:r>
+          <w:delText xml:space="preserve"> </w:delText>
+        </w:r>
+      </w:del>
+      <w:del w:id="9" w:author="PR Preview" w:date="2026-01-01T00:00:00Z">
+        <w:r>
+          <w:delText xml:space="preserve">and for a person in category A1.</w:delText>
+        </w:r>
+      </w:del>
+    </w:p>
+    <w:p>
+      <w:pPr>
+        <w:pStyle w:val="Compact"/>
+        <w:numPr>
+          <w:ilvl w:val="0"/>
+          <w:numId w:val="1002"/>
+        </w:numPr>
+      </w:pPr>
+      <w:ins w:id="10" w:author="PR Preview" w:date="2026-01-01T00:00:00Z">
+        <w:r>
+          <w:t xml:space="preserve">Write the values of those indicator variables,</w:t>
+        </w:r>
+      </w:ins>
+      <w:ins w:id="11" w:author="PR Preview" w:date="2026-01-01T00:00:00Z">
+        <w:r>
+          <w:t xml:space="preserve"> </w:t>
+        </w:r>
+      </w:ins>
+      <w:ins w:id="12" w:author="PR Preview" w:date="2026-01-01T00:00:00Z">
+        <w:r>
+          <w:t xml:space="preserve">in the order A2, B3, B4,</w:t>
+        </w:r>
+      </w:ins>
+      <w:ins w:id="13" w:author="PR Preview" w:date="2026-01-01T00:00:00Z">
+        <w:r>
+          <w:t xml:space="preserve"> </w:t>
+        </w:r>
+      </w:ins>
+      <w:ins w:id="14" w:author="PR Preview" w:date="2026-01-01T00:00:00Z">
+        <w:r>
+          <w:t xml:space="preserve">for a person in category B3,</w:t>
+        </w:r>
+      </w:ins>
+      <w:ins w:id="15" w:author="PR Preview" w:date="2026-01-01T00:00:00Z">
+        <w:r>
+          <w:t xml:space="preserve"> </w:t>
+        </w:r>
+      </w:ins>
+      <w:ins w:id="16" w:author="PR Preview" w:date="2026-01-01T00:00:00Z">
+        <w:r>
+          <w:t xml:space="preserve">and for a person in category A1.</w:t>
+        </w:r>
+      </w:ins>
     </w:p>
     <w:bookmarkEnd w:id="30"/>
     <w:bookmarkStart w:id="31" w:name="sol-dummy-coding"/>

--- a/pr-preview/pr-373/data-handout-tracked-changes.docx
+++ b/pr-preview/pr-373/data-handout-tracked-changes.docx
@@ -16,7 +16,7 @@
       </w:pPr>
       <w:del w:id="1" w:author="PR Preview" w:date="2026-01-01T00:00:00Z">
         <w:r>
-          <w:delText xml:space="preserve">Last modified: 2026-10-19 03:13:51 (PDT)</w:delText>
+          <w:delText xml:space="preserve">Last modified: 2026-10-19 03:59:32 (PDT)</w:delText>
         </w:r>
       </w:del>
     </w:p>
@@ -26,7 +26,7 @@
       </w:pPr>
       <w:ins w:id="2" w:author="PR Preview" w:date="2026-01-01T00:00:00Z">
         <w:r>
-          <w:t xml:space="preserve">Last modified: 2026-10-19 03:23:45 (PDT)</w:t>
+          <w:t xml:space="preserve">Last modified: 2026-10-19 04:10:08 (PDT)</w:t>
         </w:r>
       </w:ins>
     </w:p>
@@ -1138,85 +1138,27 @@
           <w:numId w:val="1002"/>
         </w:numPr>
       </w:pPr>
-      <w:del w:id="3" w:author="PR Preview" w:date="2026-01-01T00:00:00Z">
-        <w:r>
-          <w:delText xml:space="preserve">Give the values of those indicator variables,</w:delText>
-        </w:r>
-      </w:del>
-      <w:del w:id="4" w:author="PR Preview" w:date="2026-01-01T00:00:00Z">
-        <w:r>
-          <w:delText xml:space="preserve"> </w:delText>
-        </w:r>
-      </w:del>
-      <w:del w:id="5" w:author="PR Preview" w:date="2026-01-01T00:00:00Z">
-        <w:r>
-          <w:delText xml:space="preserve">in the order A2, B3, B4,</w:delText>
-        </w:r>
-      </w:del>
-      <w:del w:id="6" w:author="PR Preview" w:date="2026-01-01T00:00:00Z">
-        <w:r>
-          <w:delText xml:space="preserve"> </w:delText>
-        </w:r>
-      </w:del>
-      <w:del w:id="7" w:author="PR Preview" w:date="2026-01-01T00:00:00Z">
-        <w:r>
-          <w:delText xml:space="preserve">for a person in category B3,</w:delText>
-        </w:r>
-      </w:del>
-      <w:del w:id="8" w:author="PR Preview" w:date="2026-01-01T00:00:00Z">
-        <w:r>
-          <w:delText xml:space="preserve"> </w:delText>
-        </w:r>
-      </w:del>
-      <w:del w:id="9" w:author="PR Preview" w:date="2026-01-01T00:00:00Z">
-        <w:r>
-          <w:delText xml:space="preserve">and for a person in category A1.</w:delText>
-        </w:r>
-      </w:del>
-    </w:p>
-    <w:p>
-      <w:pPr>
-        <w:pStyle w:val="Compact"/>
-        <w:numPr>
-          <w:ilvl w:val="0"/>
-          <w:numId w:val="1002"/>
-        </w:numPr>
-      </w:pPr>
-      <w:ins w:id="10" w:author="PR Preview" w:date="2026-01-01T00:00:00Z">
-        <w:r>
-          <w:t xml:space="preserve">Write the values of those indicator variables,</w:t>
-        </w:r>
-      </w:ins>
-      <w:ins w:id="11" w:author="PR Preview" w:date="2026-01-01T00:00:00Z">
-        <w:r>
-          <w:t xml:space="preserve"> </w:t>
-        </w:r>
-      </w:ins>
-      <w:ins w:id="12" w:author="PR Preview" w:date="2026-01-01T00:00:00Z">
-        <w:r>
-          <w:t xml:space="preserve">in the order A2, B3, B4,</w:t>
-        </w:r>
-      </w:ins>
-      <w:ins w:id="13" w:author="PR Preview" w:date="2026-01-01T00:00:00Z">
-        <w:r>
-          <w:t xml:space="preserve"> </w:t>
-        </w:r>
-      </w:ins>
-      <w:ins w:id="14" w:author="PR Preview" w:date="2026-01-01T00:00:00Z">
-        <w:r>
-          <w:t xml:space="preserve">for a person in category B3,</w:t>
-        </w:r>
-      </w:ins>
-      <w:ins w:id="15" w:author="PR Preview" w:date="2026-01-01T00:00:00Z">
-        <w:r>
-          <w:t xml:space="preserve"> </w:t>
-        </w:r>
-      </w:ins>
-      <w:ins w:id="16" w:author="PR Preview" w:date="2026-01-01T00:00:00Z">
-        <w:r>
-          <w:t xml:space="preserve">and for a person in category A1.</w:t>
-        </w:r>
-      </w:ins>
+      <w:r>
+        <w:t xml:space="preserve">Give the values of those indicator variables,</w:t>
+      </w:r>
+      <w:r>
+        <w:t xml:space="preserve"> </w:t>
+      </w:r>
+      <w:r>
+        <w:t xml:space="preserve">in the order A2, B3, B4,</w:t>
+      </w:r>
+      <w:r>
+        <w:t xml:space="preserve"> </w:t>
+      </w:r>
+      <w:r>
+        <w:t xml:space="preserve">for a person in category B3,</w:t>
+      </w:r>
+      <w:r>
+        <w:t xml:space="preserve"> </w:t>
+      </w:r>
+      <w:r>
+        <w:t xml:space="preserve">and for a person in category A1.</w:t>
+      </w:r>
     </w:p>
     <w:bookmarkEnd w:id="30"/>
     <w:bookmarkStart w:id="31" w:name="sol-dummy-coding"/>
